--- a/crosswalk/docs/Crosswalk Methodology.docx
+++ b/crosswalk/docs/Crosswalk Methodology.docx
@@ -153,6 +153,15 @@
         <w:bidi w:val="0"/>
       </w:pPr>
     </w:p>
+    <w:p/>
+    <w:p/>
+    <w:p/>
+    <w:p/>
+    <w:p/>
+    <w:p/>
+    <w:p/>
+    <w:p/>
+    <w:p/>
     <w:p>
       <w:pPr>
         <w:bidi w:val="0"/>
@@ -208,16 +217,63 @@
       <w:pPr>
         <w:bidi w:val="0"/>
         <w:spacing w:before="0" w:beforeAutospacing="off" w:after="160" w:afterAutospacing="off" w:line="278" w:lineRule="auto"/>
-      </w:pPr>
-      <w:r>
-        <w:rPr>
-          <w:rFonts w:ascii="Aptos" w:hAnsi="Aptos" w:eastAsia="Aptos" w:cs="Aptos"/>
-          <w:noProof w:val="0"/>
-          <w:sz w:val="24"/>
-          <w:szCs w:val="24"/>
-          <w:lang w:val="en-US"/>
-        </w:rPr>
-        <w:t>The project requires joining language-level data from multiple independent sources into a single index. Each source identifies languages using different, partially overlapping coding conventions. These are ISO 639-3, ISO 639-1/BCP-47, and in some cases, source-specific codes that correspond to neither standard. Without a reconciled crosswalk, joins between sources will silently fail or silently misattributed data to the wrong language.</w:t>
+        <w:rPr>
+          <w:rFonts w:ascii="Aptos" w:hAnsi="Aptos" w:eastAsia="Aptos" w:cs="Aptos"/>
+          <w:noProof w:val="0"/>
+          <w:sz w:val="24"/>
+          <w:szCs w:val="24"/>
+          <w:lang w:val="en-US"/>
+        </w:rPr>
+      </w:pPr>
+      <w:r>
+        <w:rPr>
+          <w:rFonts w:ascii="Aptos" w:hAnsi="Aptos" w:eastAsia="Aptos" w:cs="Aptos"/>
+          <w:noProof w:val="0"/>
+          <w:sz w:val="24"/>
+          <w:szCs w:val="24"/>
+          <w:lang w:val="en-US"/>
+        </w:rPr>
+        <w:t>The project requires joining language-level data from independent sources into a single index.</w:t>
+      </w:r>
+      <w:r>
+        <w:rPr>
+          <w:rFonts w:ascii="Aptos" w:hAnsi="Aptos" w:eastAsia="Aptos" w:cs="Aptos"/>
+          <w:noProof w:val="0"/>
+          <w:sz w:val="24"/>
+          <w:szCs w:val="24"/>
+          <w:lang w:val="en-US"/>
+        </w:rPr>
+        <w:t xml:space="preserve"> Each source </w:t>
+      </w:r>
+      <w:r>
+        <w:rPr>
+          <w:rFonts w:ascii="Aptos" w:hAnsi="Aptos" w:eastAsia="Aptos" w:cs="Aptos"/>
+          <w:noProof w:val="0"/>
+          <w:sz w:val="24"/>
+          <w:szCs w:val="24"/>
+          <w:lang w:val="en-US"/>
+        </w:rPr>
+        <w:t>identifies</w:t>
+      </w:r>
+      <w:r>
+        <w:rPr>
+          <w:rFonts w:ascii="Aptos" w:hAnsi="Aptos" w:eastAsia="Aptos" w:cs="Aptos"/>
+          <w:noProof w:val="0"/>
+          <w:sz w:val="24"/>
+          <w:szCs w:val="24"/>
+          <w:lang w:val="en-US"/>
+        </w:rPr>
+        <w:t xml:space="preserve"> languages using different, partially overlapping coding conventions. These are ISO 639-3, ISO 639-1/BCP-47, and in some cases, source-specific codes that correspond to neither standard. </w:t>
+      </w:r>
+      <w:r>
+        <w:rPr>
+          <w:rFonts w:ascii="Aptos" w:hAnsi="Aptos" w:eastAsia="Aptos" w:cs="Aptos"/>
+          <w:noProof w:val="0"/>
+          <w:sz w:val="24"/>
+          <w:szCs w:val="24"/>
+          <w:lang w:val="en-US"/>
+        </w:rPr>
+        <w:t>Without a reconciled crosswalk, joining between sources will fail or misattribute data to the wrong language.</w:t>
       </w:r>
     </w:p>
     <w:p>
@@ -303,7 +359,29 @@
           <w:szCs w:val="24"/>
           <w:lang w:val="en-US"/>
         </w:rPr>
-        <w:t>The crosswalk becomes reusable, general-purpose infrastructure. If the project’s scope rules change or the list of languages we are looking at grows, the crosswalk does not need to be rebuilt.</w:t>
+        <w:t xml:space="preserve">The crosswalk becomes reusable, general-purpose infrastructure. If the project’s </w:t>
+      </w:r>
+      <w:bookmarkStart w:name="_Int_szeWHipD" w:id="1421914208"/>
+      <w:r>
+        <w:rPr>
+          <w:rFonts w:ascii="Aptos" w:hAnsi="Aptos" w:eastAsia="Aptos" w:cs="Aptos"/>
+          <w:noProof w:val="0"/>
+          <w:sz w:val="24"/>
+          <w:szCs w:val="24"/>
+          <w:lang w:val="en-US"/>
+        </w:rPr>
+        <w:t>scope</w:t>
+      </w:r>
+      <w:bookmarkEnd w:id="1421914208"/>
+      <w:r>
+        <w:rPr>
+          <w:rFonts w:ascii="Aptos" w:hAnsi="Aptos" w:eastAsia="Aptos" w:cs="Aptos"/>
+          <w:noProof w:val="0"/>
+          <w:sz w:val="24"/>
+          <w:szCs w:val="24"/>
+          <w:lang w:val="en-US"/>
+        </w:rPr>
+        <w:t xml:space="preserve"> rules change or the list of languages we are looking at grows, the crosswalk does not need to be rebuilt.</w:t>
       </w:r>
     </w:p>
     <w:p>
@@ -332,7 +410,47 @@
           <w:szCs w:val="24"/>
           <w:lang w:val="en-US"/>
         </w:rPr>
-        <w:t>ISO 639-3 is the standard that Ethnologue, FineWeb-2, and most linguistic data sources are themselves built on or mapped to.</w:t>
+        <w:t xml:space="preserve">ISO 639-3 is the standard that </w:t>
+      </w:r>
+      <w:r>
+        <w:rPr>
+          <w:rFonts w:ascii="Aptos" w:hAnsi="Aptos" w:eastAsia="Aptos" w:cs="Aptos"/>
+          <w:noProof w:val="0"/>
+          <w:sz w:val="24"/>
+          <w:szCs w:val="24"/>
+          <w:lang w:val="en-US"/>
+        </w:rPr>
+        <w:t>Ethnologue</w:t>
+      </w:r>
+      <w:r>
+        <w:rPr>
+          <w:rFonts w:ascii="Aptos" w:hAnsi="Aptos" w:eastAsia="Aptos" w:cs="Aptos"/>
+          <w:noProof w:val="0"/>
+          <w:sz w:val="24"/>
+          <w:szCs w:val="24"/>
+          <w:lang w:val="en-US"/>
+        </w:rPr>
+        <w:t xml:space="preserve">, FineWeb-2, and most linguistic data sources </w:t>
+      </w:r>
+      <w:r>
+        <w:rPr>
+          <w:rFonts w:ascii="Aptos" w:hAnsi="Aptos" w:eastAsia="Aptos" w:cs="Aptos"/>
+          <w:noProof w:val="0"/>
+          <w:sz w:val="24"/>
+          <w:szCs w:val="24"/>
+          <w:lang w:val="en-US"/>
+        </w:rPr>
+        <w:t>are</w:t>
+      </w:r>
+      <w:r>
+        <w:rPr>
+          <w:rFonts w:ascii="Aptos" w:hAnsi="Aptos" w:eastAsia="Aptos" w:cs="Aptos"/>
+          <w:noProof w:val="0"/>
+          <w:sz w:val="24"/>
+          <w:szCs w:val="24"/>
+          <w:lang w:val="en-US"/>
+        </w:rPr>
+        <w:t xml:space="preserve"> built on or mapped to.</w:t>
       </w:r>
     </w:p>
     <w:p>
@@ -361,7 +479,47 @@
           <w:szCs w:val="24"/>
           <w:lang w:val="en-US"/>
         </w:rPr>
-        <w:t>The full ISO table carries metadata, Scope (i.e. whether a code is a macrolanguage) and Language_Type, which could be used in the future to explain cross-source matching failures.</w:t>
+        <w:t>The full ISO table carries metadata, Scope (</w:t>
+      </w:r>
+      <w:r>
+        <w:rPr>
+          <w:rFonts w:ascii="Aptos" w:hAnsi="Aptos" w:eastAsia="Aptos" w:cs="Aptos"/>
+          <w:noProof w:val="0"/>
+          <w:sz w:val="24"/>
+          <w:szCs w:val="24"/>
+          <w:lang w:val="en-US"/>
+        </w:rPr>
+        <w:t>i.e.,</w:t>
+      </w:r>
+      <w:r>
+        <w:rPr>
+          <w:rFonts w:ascii="Aptos" w:hAnsi="Aptos" w:eastAsia="Aptos" w:cs="Aptos"/>
+          <w:noProof w:val="0"/>
+          <w:sz w:val="24"/>
+          <w:szCs w:val="24"/>
+          <w:lang w:val="en-US"/>
+        </w:rPr>
+        <w:t xml:space="preserve"> whether a code is a macrolanguage) and </w:t>
+      </w:r>
+      <w:r>
+        <w:rPr>
+          <w:rFonts w:ascii="Aptos" w:hAnsi="Aptos" w:eastAsia="Aptos" w:cs="Aptos"/>
+          <w:noProof w:val="0"/>
+          <w:sz w:val="24"/>
+          <w:szCs w:val="24"/>
+          <w:lang w:val="en-US"/>
+        </w:rPr>
+        <w:t>Language_Type</w:t>
+      </w:r>
+      <w:r>
+        <w:rPr>
+          <w:rFonts w:ascii="Aptos" w:hAnsi="Aptos" w:eastAsia="Aptos" w:cs="Aptos"/>
+          <w:noProof w:val="0"/>
+          <w:sz w:val="24"/>
+          <w:szCs w:val="24"/>
+          <w:lang w:val="en-US"/>
+        </w:rPr>
+        <w:t>, which could be used in the future to explain cross-source matching failures.</w:t>
       </w:r>
     </w:p>
     <w:p>
@@ -397,7 +555,27 @@
           <w:szCs w:val="24"/>
           <w:lang w:val="en-US"/>
         </w:rPr>
-        <w:t>This crosswalk performs ISO-code matching only. For every language and every source, the matching logic checks whether a corresponding code/label/locale exists, using the tiers described in Sections 3-5 (ISO 639-3, then BCP-47/ISO 639-1, then ISO 639-2, then (Common Voice only) a region-variant check.</w:t>
+        <w:t xml:space="preserve">This crosswalk performs ISO-code matching only. For every language and every source, the matching logic checks whether a corresponding code/label/locale exists, using the tiers described in Sections 3-5 (ISO 639-3, then BCP-47/ISO 639-1, then ISO 639-2, then (Common Voice only) </w:t>
+      </w:r>
+      <w:r>
+        <w:rPr>
+          <w:rFonts w:ascii="Aptos" w:hAnsi="Aptos" w:eastAsia="Aptos" w:cs="Aptos"/>
+          <w:noProof w:val="0"/>
+          <w:sz w:val="24"/>
+          <w:szCs w:val="24"/>
+          <w:lang w:val="en-US"/>
+        </w:rPr>
+        <w:t>for a region</w:t>
+      </w:r>
+      <w:r>
+        <w:rPr>
+          <w:rFonts w:ascii="Aptos" w:hAnsi="Aptos" w:eastAsia="Aptos" w:cs="Aptos"/>
+          <w:noProof w:val="0"/>
+          <w:sz w:val="24"/>
+          <w:szCs w:val="24"/>
+          <w:lang w:val="en-US"/>
+        </w:rPr>
+        <w:t>-variant check.</w:t>
       </w:r>
     </w:p>
     <w:p>
@@ -514,7 +692,7 @@
         </w:rPr>
         <w:t>Downloaded directly from SIL’s official ISO 639-3 code table download page (</w:t>
       </w:r>
-      <w:hyperlink r:id="R458d59b5c61a45e9">
+      <w:hyperlink r:id="Rb2191e32716f48a9">
         <w:r>
           <w:rPr>
             <w:rStyle w:val="Hyperlink"/>
@@ -536,7 +714,27 @@
           <w:szCs w:val="24"/>
           <w:lang w:val="en-US"/>
         </w:rPr>
-        <w:t xml:space="preserve"> File: iso-639-3.tab, tab-delimited.</w:t>
+        <w:t xml:space="preserve"> File: iso-639-3.tab, </w:t>
+      </w:r>
+      <w:r>
+        <w:rPr>
+          <w:rFonts w:ascii="Aptos" w:hAnsi="Aptos" w:eastAsia="Aptos" w:cs="Aptos"/>
+          <w:noProof w:val="0"/>
+          <w:sz w:val="24"/>
+          <w:szCs w:val="24"/>
+          <w:lang w:val="en-US"/>
+        </w:rPr>
+        <w:t>tab delimited</w:t>
+      </w:r>
+      <w:r>
+        <w:rPr>
+          <w:rFonts w:ascii="Aptos" w:hAnsi="Aptos" w:eastAsia="Aptos" w:cs="Aptos"/>
+          <w:noProof w:val="0"/>
+          <w:sz w:val="24"/>
+          <w:szCs w:val="24"/>
+          <w:lang w:val="en-US"/>
+        </w:rPr>
+        <w:t>.</w:t>
       </w:r>
     </w:p>
     <w:p>
@@ -552,7 +750,27 @@
           <w:szCs w:val="24"/>
           <w:lang w:val="en-US"/>
         </w:rPr>
-        <w:t>This is a  primary-source download rather than a scrape or third-party mirror. SIL publishes the ISO 639-3 table for open download with no restrictions.</w:t>
+        <w:t xml:space="preserve">This is </w:t>
+      </w:r>
+      <w:r>
+        <w:rPr>
+          <w:rFonts w:ascii="Aptos" w:hAnsi="Aptos" w:eastAsia="Aptos" w:cs="Aptos"/>
+          <w:noProof w:val="0"/>
+          <w:sz w:val="24"/>
+          <w:szCs w:val="24"/>
+          <w:lang w:val="en-US"/>
+        </w:rPr>
+        <w:t>a primary</w:t>
+      </w:r>
+      <w:r>
+        <w:rPr>
+          <w:rFonts w:ascii="Aptos" w:hAnsi="Aptos" w:eastAsia="Aptos" w:cs="Aptos"/>
+          <w:noProof w:val="0"/>
+          <w:sz w:val="24"/>
+          <w:szCs w:val="24"/>
+          <w:lang w:val="en-US"/>
+        </w:rPr>
+        <w:t>-source download rather than a scrape or third-party mirror. SIL publishes the ISO 639-3 table for open download with no restrictions.</w:t>
       </w:r>
     </w:p>
     <w:p>
@@ -1578,7 +1796,23 @@
                 <w:sz w:val="20"/>
                 <w:szCs w:val="20"/>
               </w:rPr>
-              <w:t>Special code (e.g. codes for “multiple languages”)</w:t>
+              <w:t>Special code (</w:t>
+            </w:r>
+            <w:r>
+              <w:rPr>
+                <w:rFonts w:ascii="Aptos" w:hAnsi="Aptos" w:eastAsia="Aptos" w:cs="Aptos"/>
+                <w:sz w:val="20"/>
+                <w:szCs w:val="20"/>
+              </w:rPr>
+              <w:t>e.g.,</w:t>
+            </w:r>
+            <w:r>
+              <w:rPr>
+                <w:rFonts w:ascii="Aptos" w:hAnsi="Aptos" w:eastAsia="Aptos" w:cs="Aptos"/>
+                <w:sz w:val="20"/>
+                <w:szCs w:val="20"/>
+              </w:rPr>
+              <w:t xml:space="preserve"> codes for “multiple languages”)</w:t>
             </w:r>
           </w:p>
         </w:tc>
@@ -1665,7 +1899,7 @@
           <w:szCs w:val="24"/>
           <w:lang w:val="en-US"/>
         </w:rPr>
-        <w:t>boolean</w:t>
+        <w:t>Boolean</w:t>
       </w:r>
       <w:r>
         <w:rPr>
@@ -1769,7 +2003,89 @@
           <w:szCs w:val="24"/>
           <w:lang w:val="en-US"/>
         </w:rPr>
-        <w:t>The python langcodes library was used during investigation to programmatically check macrolanguage relationships for individual codes, via its prefer_macrolanguage method.</w:t>
+        <w:t xml:space="preserve">The </w:t>
+      </w:r>
+      <w:r>
+        <w:rPr>
+          <w:rFonts w:ascii="Aptos" w:hAnsi="Aptos" w:eastAsia="Aptos" w:cs="Aptos"/>
+          <w:noProof w:val="0"/>
+          <w:sz w:val="24"/>
+          <w:szCs w:val="24"/>
+          <w:lang w:val="en-US"/>
+        </w:rPr>
+        <w:t>Python</w:t>
+      </w:r>
+      <w:r>
+        <w:rPr>
+          <w:rFonts w:ascii="Aptos" w:hAnsi="Aptos" w:eastAsia="Aptos" w:cs="Aptos"/>
+          <w:noProof w:val="0"/>
+          <w:sz w:val="24"/>
+          <w:szCs w:val="24"/>
+          <w:lang w:val="en-US"/>
+        </w:rPr>
+        <w:t xml:space="preserve"> </w:t>
+      </w:r>
+      <w:r>
+        <w:rPr>
+          <w:rFonts w:ascii="Aptos" w:hAnsi="Aptos" w:eastAsia="Aptos" w:cs="Aptos"/>
+          <w:noProof w:val="0"/>
+          <w:sz w:val="24"/>
+          <w:szCs w:val="24"/>
+          <w:lang w:val="en-US"/>
+        </w:rPr>
+        <w:t>langcodes</w:t>
+      </w:r>
+      <w:r>
+        <w:rPr>
+          <w:rFonts w:ascii="Aptos" w:hAnsi="Aptos" w:eastAsia="Aptos" w:cs="Aptos"/>
+          <w:noProof w:val="0"/>
+          <w:sz w:val="24"/>
+          <w:szCs w:val="24"/>
+          <w:lang w:val="en-US"/>
+        </w:rPr>
+        <w:t xml:space="preserve"> library was used during investigation to programmatically check macrolanguage relationships for individual codes, via </w:t>
+      </w:r>
+      <w:bookmarkStart w:name="_Int_3FCrVhRu" w:id="2049838766"/>
+      <w:r>
+        <w:rPr>
+          <w:rFonts w:ascii="Aptos" w:hAnsi="Aptos" w:eastAsia="Aptos" w:cs="Aptos"/>
+          <w:noProof w:val="0"/>
+          <w:sz w:val="24"/>
+          <w:szCs w:val="24"/>
+          <w:lang w:val="en-US"/>
+        </w:rPr>
+        <w:t>its</w:t>
+      </w:r>
+      <w:bookmarkEnd w:id="2049838766"/>
+      <w:r>
+        <w:rPr>
+          <w:rFonts w:ascii="Aptos" w:hAnsi="Aptos" w:eastAsia="Aptos" w:cs="Aptos"/>
+          <w:noProof w:val="0"/>
+          <w:sz w:val="24"/>
+          <w:szCs w:val="24"/>
+          <w:lang w:val="en-US"/>
+        </w:rPr>
+        <w:t xml:space="preserve"> </w:t>
+      </w:r>
+      <w:r>
+        <w:rPr>
+          <w:rFonts w:ascii="Aptos" w:hAnsi="Aptos" w:eastAsia="Aptos" w:cs="Aptos"/>
+          <w:noProof w:val="0"/>
+          <w:sz w:val="24"/>
+          <w:szCs w:val="24"/>
+          <w:lang w:val="en-US"/>
+        </w:rPr>
+        <w:t>prefer_macrolanguage</w:t>
+      </w:r>
+      <w:r>
+        <w:rPr>
+          <w:rFonts w:ascii="Aptos" w:hAnsi="Aptos" w:eastAsia="Aptos" w:cs="Aptos"/>
+          <w:noProof w:val="0"/>
+          <w:sz w:val="24"/>
+          <w:szCs w:val="24"/>
+          <w:lang w:val="en-US"/>
+        </w:rPr>
+        <w:t xml:space="preserve"> method.</w:t>
       </w:r>
     </w:p>
     <w:p>
@@ -1901,7 +2217,27 @@
           <w:szCs w:val="24"/>
           <w:lang w:val="en-US"/>
         </w:rPr>
-        <w:t xml:space="preserve">FineWeb-2 labels each data subset as {ISO 639-3 code}_{Script} </w:t>
+        <w:t xml:space="preserve">FineWeb-2 labels each data subset as {ISO 639-3 </w:t>
+      </w:r>
+      <w:r>
+        <w:rPr>
+          <w:rFonts w:ascii="Aptos" w:hAnsi="Aptos" w:eastAsia="Aptos" w:cs="Aptos"/>
+          <w:noProof w:val="0"/>
+          <w:sz w:val="24"/>
+          <w:szCs w:val="24"/>
+          <w:lang w:val="en-US"/>
+        </w:rPr>
+        <w:t>code} _</w:t>
+      </w:r>
+      <w:r>
+        <w:rPr>
+          <w:rFonts w:ascii="Aptos" w:hAnsi="Aptos" w:eastAsia="Aptos" w:cs="Aptos"/>
+          <w:noProof w:val="0"/>
+          <w:sz w:val="24"/>
+          <w:szCs w:val="24"/>
+          <w:lang w:val="en-US"/>
+        </w:rPr>
+        <w:t xml:space="preserve">{Script} </w:t>
       </w:r>
       <w:r>
         <w:rPr>
@@ -1913,17 +2249,71 @@
           <w:szCs w:val="24"/>
           <w:lang w:val="en-US"/>
         </w:rPr>
-        <w:t xml:space="preserve">-- e.g. </w:t>
-      </w:r>
-      <w:r>
-        <w:rPr>
-          <w:rFonts w:ascii="Aptos" w:hAnsi="Aptos" w:eastAsia="Aptos" w:cs="Aptos"/>
-          <w:noProof w:val="0"/>
-          <w:sz w:val="24"/>
-          <w:szCs w:val="24"/>
-          <w:lang w:val="en-US"/>
-        </w:rPr>
-        <w:t>swh_Latn, cmn_Hani.</w:t>
+        <w:t xml:space="preserve">-- </w:t>
+      </w:r>
+      <w:r>
+        <w:rPr>
+          <w:rFonts w:ascii="Aptos" w:hAnsi="Aptos" w:eastAsia="Aptos" w:cs="Aptos"/>
+          <w:i w:val="1"/>
+          <w:iCs w:val="1"/>
+          <w:noProof w:val="0"/>
+          <w:sz w:val="24"/>
+          <w:szCs w:val="24"/>
+          <w:lang w:val="en-US"/>
+        </w:rPr>
+        <w:t>e.g.,</w:t>
+      </w:r>
+      <w:r>
+        <w:rPr>
+          <w:rFonts w:ascii="Aptos" w:hAnsi="Aptos" w:eastAsia="Aptos" w:cs="Aptos"/>
+          <w:i w:val="1"/>
+          <w:iCs w:val="1"/>
+          <w:noProof w:val="0"/>
+          <w:sz w:val="24"/>
+          <w:szCs w:val="24"/>
+          <w:lang w:val="en-US"/>
+        </w:rPr>
+        <w:t xml:space="preserve"> </w:t>
+      </w:r>
+      <w:r>
+        <w:rPr>
+          <w:rFonts w:ascii="Aptos" w:hAnsi="Aptos" w:eastAsia="Aptos" w:cs="Aptos"/>
+          <w:noProof w:val="0"/>
+          <w:sz w:val="24"/>
+          <w:szCs w:val="24"/>
+          <w:lang w:val="en-US"/>
+        </w:rPr>
+        <w:t>swh_Latn</w:t>
+      </w:r>
+      <w:r>
+        <w:rPr>
+          <w:rFonts w:ascii="Aptos" w:hAnsi="Aptos" w:eastAsia="Aptos" w:cs="Aptos"/>
+          <w:noProof w:val="0"/>
+          <w:sz w:val="24"/>
+          <w:szCs w:val="24"/>
+          <w:lang w:val="en-US"/>
+        </w:rPr>
+        <w:t xml:space="preserve">, </w:t>
+      </w:r>
+      <w:r>
+        <w:rPr>
+          <w:rFonts w:ascii="Aptos" w:hAnsi="Aptos" w:eastAsia="Aptos" w:cs="Aptos"/>
+          <w:noProof w:val="0"/>
+          <w:sz w:val="24"/>
+          <w:szCs w:val="24"/>
+          <w:lang w:val="en-US"/>
+        </w:rPr>
+        <w:t>cmn_Hani</w:t>
+      </w:r>
+      <w:r>
+        <w:rPr>
+          <w:rFonts w:ascii="Aptos" w:hAnsi="Aptos" w:eastAsia="Aptos" w:cs="Aptos"/>
+          <w:noProof w:val="0"/>
+          <w:sz w:val="24"/>
+          <w:szCs w:val="24"/>
+          <w:lang w:val="en-US"/>
+        </w:rPr>
+        <w:t>.</w:t>
       </w:r>
     </w:p>
     <w:p>
@@ -1939,7 +2329,37 @@
           <w:szCs w:val="24"/>
           <w:lang w:val="en-US"/>
         </w:rPr>
-        <w:t>Labels were fetched via the Huggig Face datasets-server API, which lists every subset (“config”) of the FineWeb-2 dataset.</w:t>
+        <w:t>Labels were fetched via the Hugg</w:t>
+      </w:r>
+      <w:r>
+        <w:rPr>
+          <w:rFonts w:ascii="Aptos" w:hAnsi="Aptos" w:eastAsia="Aptos" w:cs="Aptos"/>
+          <w:noProof w:val="0"/>
+          <w:sz w:val="24"/>
+          <w:szCs w:val="24"/>
+          <w:lang w:val="en-US"/>
+        </w:rPr>
+        <w:t>i</w:t>
+      </w:r>
+      <w:r>
+        <w:rPr>
+          <w:rFonts w:ascii="Aptos" w:hAnsi="Aptos" w:eastAsia="Aptos" w:cs="Aptos"/>
+          <w:noProof w:val="0"/>
+          <w:sz w:val="24"/>
+          <w:szCs w:val="24"/>
+          <w:lang w:val="en-US"/>
+        </w:rPr>
+        <w:t>n</w:t>
+      </w:r>
+      <w:r>
+        <w:rPr>
+          <w:rFonts w:ascii="Aptos" w:hAnsi="Aptos" w:eastAsia="Aptos" w:cs="Aptos"/>
+          <w:noProof w:val="0"/>
+          <w:sz w:val="24"/>
+          <w:szCs w:val="24"/>
+          <w:lang w:val="en-US"/>
+        </w:rPr>
+        <w:t>g Face datasets-server API, which lists every subset (“config”) of the FineWeb-2 dataset.</w:t>
       </w:r>
     </w:p>
     <w:p>
@@ -1959,7 +2379,20 @@
           <w:szCs w:val="28"/>
           <w:lang w:val="en-US"/>
         </w:rPr>
-        <w:t>3.2 Matching Logic</w:t>
+        <w:t>3.2 Matching Log</w:t>
+      </w:r>
+      <w:r>
+        <w:rPr>
+          <w:rFonts w:ascii="Aptos" w:hAnsi="Aptos" w:eastAsia="Aptos" w:cs="Aptos"/>
+          <w:b w:val="0"/>
+          <w:bCs w:val="0"/>
+          <w:noProof w:val="0"/>
+          <w:color w:val="0F4761" w:themeColor="accent1" w:themeTint="FF" w:themeShade="BF"/>
+          <w:sz w:val="28"/>
+          <w:szCs w:val="28"/>
+          <w:lang w:val="en-US"/>
+        </w:rPr>
+        <w:t>ic</w:t>
       </w:r>
     </w:p>
     <w:p>
@@ -2477,22 +2910,6 @@
     </w:p>
     <w:p>
       <w:pPr>
-        <w:bidi w:val="0"/>
-        <w:spacing w:before="0" w:beforeAutospacing="off" w:after="160" w:afterAutospacing="off" w:line="278" w:lineRule="auto"/>
-      </w:pPr>
-      <w:r>
-        <w:rPr>
-          <w:rFonts w:ascii="Aptos" w:hAnsi="Aptos" w:eastAsia="Aptos" w:cs="Aptos"/>
-          <w:noProof w:val="0"/>
-          <w:sz w:val="24"/>
-          <w:szCs w:val="24"/>
-          <w:lang w:val="en-US"/>
-        </w:rPr>
-        <w:t xml:space="preserve"> </w:t>
-      </w:r>
-    </w:p>
-    <w:p>
-      <w:pPr>
         <w:pStyle w:val="Heading2"/>
         <w:numPr>
           <w:ilvl w:val="0"/>
@@ -2569,7 +2986,7 @@
           <w:szCs w:val="24"/>
           <w:lang w:val="en-US"/>
         </w:rPr>
-        <w:t>single</w:t>
+        <w:t>a single</w:t>
       </w:r>
       <w:r>
         <w:rPr>
@@ -2637,7 +3054,87 @@
           <w:szCs w:val="24"/>
           <w:lang w:val="en-US"/>
         </w:rPr>
-        <w:t>Inspection of the raw tag list showed Hugging Face does not enforce one coding standard – it contains both 2-letter BCP-47 codes and 3-letter ISO 639-3 codes as independent tags, often for the same language (e.g. “en” and “eng”).</w:t>
+        <w:t xml:space="preserve">Inspection of the raw tag list showed Hugging Face does not enforce one coding standard – it </w:t>
+      </w:r>
+      <w:r>
+        <w:rPr>
+          <w:rFonts w:ascii="Aptos" w:hAnsi="Aptos" w:eastAsia="Aptos" w:cs="Aptos"/>
+          <w:noProof w:val="0"/>
+          <w:sz w:val="24"/>
+          <w:szCs w:val="24"/>
+          <w:lang w:val="en-US"/>
+        </w:rPr>
+        <w:t>contains</w:t>
+      </w:r>
+      <w:r>
+        <w:rPr>
+          <w:rFonts w:ascii="Aptos" w:hAnsi="Aptos" w:eastAsia="Aptos" w:cs="Aptos"/>
+          <w:noProof w:val="0"/>
+          <w:sz w:val="24"/>
+          <w:szCs w:val="24"/>
+          <w:lang w:val="en-US"/>
+        </w:rPr>
+        <w:t xml:space="preserve"> both 2-letter BCP-47 codes and 3-letter ISO 639-3 codes as independent tags, often for the same language (</w:t>
+      </w:r>
+      <w:r>
+        <w:rPr>
+          <w:rFonts w:ascii="Aptos" w:hAnsi="Aptos" w:eastAsia="Aptos" w:cs="Aptos"/>
+          <w:noProof w:val="0"/>
+          <w:sz w:val="24"/>
+          <w:szCs w:val="24"/>
+          <w:lang w:val="en-US"/>
+        </w:rPr>
+        <w:t>e.g.,</w:t>
+      </w:r>
+      <w:r>
+        <w:rPr>
+          <w:rFonts w:ascii="Aptos" w:hAnsi="Aptos" w:eastAsia="Aptos" w:cs="Aptos"/>
+          <w:noProof w:val="0"/>
+          <w:sz w:val="24"/>
+          <w:szCs w:val="24"/>
+          <w:lang w:val="en-US"/>
+        </w:rPr>
+        <w:t xml:space="preserve"> “</w:t>
+      </w:r>
+      <w:r>
+        <w:rPr>
+          <w:rFonts w:ascii="Aptos" w:hAnsi="Aptos" w:eastAsia="Aptos" w:cs="Aptos"/>
+          <w:noProof w:val="0"/>
+          <w:sz w:val="24"/>
+          <w:szCs w:val="24"/>
+          <w:lang w:val="en-US"/>
+        </w:rPr>
+        <w:t>en</w:t>
+      </w:r>
+      <w:r>
+        <w:rPr>
+          <w:rFonts w:ascii="Aptos" w:hAnsi="Aptos" w:eastAsia="Aptos" w:cs="Aptos"/>
+          <w:noProof w:val="0"/>
+          <w:sz w:val="24"/>
+          <w:szCs w:val="24"/>
+          <w:lang w:val="en-US"/>
+        </w:rPr>
+        <w:t>” and “</w:t>
+      </w:r>
+      <w:r>
+        <w:rPr>
+          <w:rFonts w:ascii="Aptos" w:hAnsi="Aptos" w:eastAsia="Aptos" w:cs="Aptos"/>
+          <w:noProof w:val="0"/>
+          <w:sz w:val="24"/>
+          <w:szCs w:val="24"/>
+          <w:lang w:val="en-US"/>
+        </w:rPr>
+        <w:t>eng</w:t>
+      </w:r>
+      <w:r>
+        <w:rPr>
+          <w:rFonts w:ascii="Aptos" w:hAnsi="Aptos" w:eastAsia="Aptos" w:cs="Aptos"/>
+          <w:noProof w:val="0"/>
+          <w:sz w:val="24"/>
+          <w:szCs w:val="24"/>
+          <w:lang w:val="en-US"/>
+        </w:rPr>
+        <w:t>”).</w:t>
       </w:r>
     </w:p>
     <w:p>
@@ -3205,7 +3702,47 @@
           <w:szCs w:val="24"/>
           <w:lang w:val="en-US"/>
         </w:rPr>
-        <w:t>*Important Caveat: a matched tag confirms only that the tag exists in the hub’s vocabulary, not that any dataset is actually tagged with it, or that meaningful data volume exists.</w:t>
+        <w:t xml:space="preserve">*Important Caveat: a matched tag confirms only that the tag exists in the </w:t>
+      </w:r>
+      <w:r>
+        <w:rPr>
+          <w:rFonts w:ascii="Aptos" w:hAnsi="Aptos" w:eastAsia="Aptos" w:cs="Aptos"/>
+          <w:noProof w:val="0"/>
+          <w:sz w:val="24"/>
+          <w:szCs w:val="24"/>
+          <w:lang w:val="en-US"/>
+        </w:rPr>
+        <w:t>hub's</w:t>
+      </w:r>
+      <w:r>
+        <w:rPr>
+          <w:rFonts w:ascii="Aptos" w:hAnsi="Aptos" w:eastAsia="Aptos" w:cs="Aptos"/>
+          <w:noProof w:val="0"/>
+          <w:sz w:val="24"/>
+          <w:szCs w:val="24"/>
+          <w:lang w:val="en-US"/>
+        </w:rPr>
+        <w:t xml:space="preserve"> vocabulary, not that any dataset is </w:t>
+      </w:r>
+      <w:r>
+        <w:rPr>
+          <w:rFonts w:ascii="Aptos" w:hAnsi="Aptos" w:eastAsia="Aptos" w:cs="Aptos"/>
+          <w:noProof w:val="0"/>
+          <w:sz w:val="24"/>
+          <w:szCs w:val="24"/>
+          <w:lang w:val="en-US"/>
+        </w:rPr>
+        <w:t>tagged</w:t>
+      </w:r>
+      <w:r>
+        <w:rPr>
+          <w:rFonts w:ascii="Aptos" w:hAnsi="Aptos" w:eastAsia="Aptos" w:cs="Aptos"/>
+          <w:noProof w:val="0"/>
+          <w:sz w:val="24"/>
+          <w:szCs w:val="24"/>
+          <w:lang w:val="en-US"/>
+        </w:rPr>
+        <w:t xml:space="preserve"> with it, or that meaningful data volume exists.</w:t>
       </w:r>
     </w:p>
     <w:p>
@@ -3290,7 +3827,129 @@
           <w:szCs w:val="24"/>
           <w:lang w:val="en-US"/>
         </w:rPr>
-        <w:t xml:space="preserve">Common Voice’s stats API returns 436 language entries, each with a locale code. Inspection of the full locale list showed multiple coexisting coding patterns: standard 2-letter codes, region-tagged locales (e.g. zh-CN, zh-TW, fy-NL), and a number of 3-letter codes that are not standard ISO 639-3 at all. </w:t>
+        <w:t xml:space="preserve">Common Voice’s stats API returns 436 language entries, each with a </w:t>
+      </w:r>
+      <w:bookmarkStart w:name="_Int_DAA3VOM9" w:id="740795199"/>
+      <w:r>
+        <w:rPr>
+          <w:rFonts w:ascii="Aptos" w:hAnsi="Aptos" w:eastAsia="Aptos" w:cs="Aptos"/>
+          <w:noProof w:val="0"/>
+          <w:sz w:val="24"/>
+          <w:szCs w:val="24"/>
+          <w:lang w:val="en-US"/>
+        </w:rPr>
+        <w:t>locale</w:t>
+      </w:r>
+      <w:bookmarkEnd w:id="740795199"/>
+      <w:r>
+        <w:rPr>
+          <w:rFonts w:ascii="Aptos" w:hAnsi="Aptos" w:eastAsia="Aptos" w:cs="Aptos"/>
+          <w:noProof w:val="0"/>
+          <w:sz w:val="24"/>
+          <w:szCs w:val="24"/>
+          <w:lang w:val="en-US"/>
+        </w:rPr>
+        <w:t xml:space="preserve"> code. Inspection of the full locale list showed multiple coexisting coding patterns: standard 2-letter codes, region-tagged locales (</w:t>
+      </w:r>
+      <w:r>
+        <w:rPr>
+          <w:rFonts w:ascii="Aptos" w:hAnsi="Aptos" w:eastAsia="Aptos" w:cs="Aptos"/>
+          <w:noProof w:val="0"/>
+          <w:sz w:val="24"/>
+          <w:szCs w:val="24"/>
+          <w:lang w:val="en-US"/>
+        </w:rPr>
+        <w:t>e.g.,</w:t>
+      </w:r>
+      <w:r>
+        <w:rPr>
+          <w:rFonts w:ascii="Aptos" w:hAnsi="Aptos" w:eastAsia="Aptos" w:cs="Aptos"/>
+          <w:noProof w:val="0"/>
+          <w:sz w:val="24"/>
+          <w:szCs w:val="24"/>
+          <w:lang w:val="en-US"/>
+        </w:rPr>
+        <w:t xml:space="preserve"> </w:t>
+      </w:r>
+      <w:r>
+        <w:rPr>
+          <w:rFonts w:ascii="Aptos" w:hAnsi="Aptos" w:eastAsia="Aptos" w:cs="Aptos"/>
+          <w:noProof w:val="0"/>
+          <w:sz w:val="24"/>
+          <w:szCs w:val="24"/>
+          <w:lang w:val="en-US"/>
+        </w:rPr>
+        <w:t>zh</w:t>
+      </w:r>
+      <w:r>
+        <w:rPr>
+          <w:rFonts w:ascii="Aptos" w:hAnsi="Aptos" w:eastAsia="Aptos" w:cs="Aptos"/>
+          <w:noProof w:val="0"/>
+          <w:sz w:val="24"/>
+          <w:szCs w:val="24"/>
+          <w:lang w:val="en-US"/>
+        </w:rPr>
+        <w:t xml:space="preserve">-CN, </w:t>
+      </w:r>
+      <w:r>
+        <w:rPr>
+          <w:rFonts w:ascii="Aptos" w:hAnsi="Aptos" w:eastAsia="Aptos" w:cs="Aptos"/>
+          <w:noProof w:val="0"/>
+          <w:sz w:val="24"/>
+          <w:szCs w:val="24"/>
+          <w:lang w:val="en-US"/>
+        </w:rPr>
+        <w:t>zh</w:t>
+      </w:r>
+      <w:r>
+        <w:rPr>
+          <w:rFonts w:ascii="Aptos" w:hAnsi="Aptos" w:eastAsia="Aptos" w:cs="Aptos"/>
+          <w:noProof w:val="0"/>
+          <w:sz w:val="24"/>
+          <w:szCs w:val="24"/>
+          <w:lang w:val="en-US"/>
+        </w:rPr>
+        <w:t xml:space="preserve">-TW, </w:t>
+      </w:r>
+      <w:r>
+        <w:rPr>
+          <w:rFonts w:ascii="Aptos" w:hAnsi="Aptos" w:eastAsia="Aptos" w:cs="Aptos"/>
+          <w:noProof w:val="0"/>
+          <w:sz w:val="24"/>
+          <w:szCs w:val="24"/>
+          <w:lang w:val="en-US"/>
+        </w:rPr>
+        <w:t>fy</w:t>
+      </w:r>
+      <w:r>
+        <w:rPr>
+          <w:rFonts w:ascii="Aptos" w:hAnsi="Aptos" w:eastAsia="Aptos" w:cs="Aptos"/>
+          <w:noProof w:val="0"/>
+          <w:sz w:val="24"/>
+          <w:szCs w:val="24"/>
+          <w:lang w:val="en-US"/>
+        </w:rPr>
+        <w:t xml:space="preserve">-NL), and </w:t>
+      </w:r>
+      <w:r>
+        <w:rPr>
+          <w:rFonts w:ascii="Aptos" w:hAnsi="Aptos" w:eastAsia="Aptos" w:cs="Aptos"/>
+          <w:noProof w:val="0"/>
+          <w:sz w:val="24"/>
+          <w:szCs w:val="24"/>
+          <w:lang w:val="en-US"/>
+        </w:rPr>
+        <w:t>several</w:t>
+      </w:r>
+      <w:r>
+        <w:rPr>
+          <w:rFonts w:ascii="Aptos" w:hAnsi="Aptos" w:eastAsia="Aptos" w:cs="Aptos"/>
+          <w:noProof w:val="0"/>
+          <w:sz w:val="24"/>
+          <w:szCs w:val="24"/>
+          <w:lang w:val="en-US"/>
+        </w:rPr>
+        <w:t xml:space="preserve"> 3-letter codes that are not standard ISO 639-3 at all. </w:t>
       </w:r>
     </w:p>
     <w:p>
@@ -3883,7 +4542,23 @@
                 <w:sz w:val="20"/>
                 <w:szCs w:val="20"/>
               </w:rPr>
-              <w:t>More than one locale matched across any tier (e.g. multiple regional variants)</w:t>
+              <w:t>More than one locale matched across any tier (</w:t>
+            </w:r>
+            <w:r>
+              <w:rPr>
+                <w:rFonts w:ascii="Aptos" w:hAnsi="Aptos" w:eastAsia="Aptos" w:cs="Aptos"/>
+                <w:sz w:val="20"/>
+                <w:szCs w:val="20"/>
+              </w:rPr>
+              <w:t>e.g.,</w:t>
+            </w:r>
+            <w:r>
+              <w:rPr>
+                <w:rFonts w:ascii="Aptos" w:hAnsi="Aptos" w:eastAsia="Aptos" w:cs="Aptos"/>
+                <w:sz w:val="20"/>
+                <w:szCs w:val="20"/>
+              </w:rPr>
+              <w:t xml:space="preserve"> multiple regional variants)</w:t>
             </w:r>
           </w:p>
         </w:tc>
@@ -3950,7 +4625,23 @@
                 <w:sz w:val="20"/>
                 <w:szCs w:val="20"/>
               </w:rPr>
-              <w:t>No localed found under any tier</w:t>
+              <w:t xml:space="preserve">No </w:t>
+            </w:r>
+            <w:r>
+              <w:rPr>
+                <w:rFonts w:ascii="Aptos" w:hAnsi="Aptos" w:eastAsia="Aptos" w:cs="Aptos"/>
+                <w:sz w:val="20"/>
+                <w:szCs w:val="20"/>
+              </w:rPr>
+              <w:t>locale</w:t>
+            </w:r>
+            <w:r>
+              <w:rPr>
+                <w:rFonts w:ascii="Aptos" w:hAnsi="Aptos" w:eastAsia="Aptos" w:cs="Aptos"/>
+                <w:sz w:val="20"/>
+                <w:szCs w:val="20"/>
+              </w:rPr>
+              <w:t xml:space="preserve"> found under any tier</w:t>
             </w:r>
           </w:p>
         </w:tc>
@@ -4040,7 +4731,87 @@
           <w:szCs w:val="24"/>
           <w:lang w:val="en-US"/>
         </w:rPr>
-        <w:t>All matching described in Sections 3-5 works in one direction: starting from each ISO 639-3 code, checking whether it exists in a given source. This leaves a blindspot where codes or labels that exist in a source but correspond to no ISO 639-3 entry at all don’t get recorded as missing. Under a one-directional design, these are invisible by construction: never loaded, never counted, and never flagged.</w:t>
+        <w:t xml:space="preserve">All matching described in Sections 3-5 works in one direction: starting from each ISO 639-3 code, checking whether it exists </w:t>
+      </w:r>
+      <w:r>
+        <w:rPr>
+          <w:rFonts w:ascii="Aptos" w:hAnsi="Aptos" w:eastAsia="Aptos" w:cs="Aptos"/>
+          <w:noProof w:val="0"/>
+          <w:sz w:val="24"/>
+          <w:szCs w:val="24"/>
+          <w:lang w:val="en-US"/>
+        </w:rPr>
+        <w:t>in each</w:t>
+      </w:r>
+      <w:r>
+        <w:rPr>
+          <w:rFonts w:ascii="Aptos" w:hAnsi="Aptos" w:eastAsia="Aptos" w:cs="Aptos"/>
+          <w:noProof w:val="0"/>
+          <w:sz w:val="24"/>
+          <w:szCs w:val="24"/>
+          <w:lang w:val="en-US"/>
+        </w:rPr>
+        <w:t xml:space="preserve"> source. This leaves a </w:t>
+      </w:r>
+      <w:r>
+        <w:rPr>
+          <w:rFonts w:ascii="Aptos" w:hAnsi="Aptos" w:eastAsia="Aptos" w:cs="Aptos"/>
+          <w:noProof w:val="0"/>
+          <w:sz w:val="24"/>
+          <w:szCs w:val="24"/>
+          <w:lang w:val="en-US"/>
+        </w:rPr>
+        <w:t>blind</w:t>
+      </w:r>
+      <w:r>
+        <w:rPr>
+          <w:rFonts w:ascii="Aptos" w:hAnsi="Aptos" w:eastAsia="Aptos" w:cs="Aptos"/>
+          <w:noProof w:val="0"/>
+          <w:sz w:val="24"/>
+          <w:szCs w:val="24"/>
+          <w:lang w:val="en-US"/>
+        </w:rPr>
+        <w:t xml:space="preserve"> </w:t>
+      </w:r>
+      <w:r>
+        <w:rPr>
+          <w:rFonts w:ascii="Aptos" w:hAnsi="Aptos" w:eastAsia="Aptos" w:cs="Aptos"/>
+          <w:noProof w:val="0"/>
+          <w:sz w:val="24"/>
+          <w:szCs w:val="24"/>
+          <w:lang w:val="en-US"/>
+        </w:rPr>
+        <w:t>spot</w:t>
+      </w:r>
+      <w:r>
+        <w:rPr>
+          <w:rFonts w:ascii="Aptos" w:hAnsi="Aptos" w:eastAsia="Aptos" w:cs="Aptos"/>
+          <w:noProof w:val="0"/>
+          <w:sz w:val="24"/>
+          <w:szCs w:val="24"/>
+          <w:lang w:val="en-US"/>
+        </w:rPr>
+        <w:t xml:space="preserve"> where codes or labels that exist in a source but correspond to no ISO 639-3 entry at all </w:t>
+      </w:r>
+      <w:r>
+        <w:rPr>
+          <w:rFonts w:ascii="Aptos" w:hAnsi="Aptos" w:eastAsia="Aptos" w:cs="Aptos"/>
+          <w:noProof w:val="0"/>
+          <w:sz w:val="24"/>
+          <w:szCs w:val="24"/>
+          <w:lang w:val="en-US"/>
+        </w:rPr>
+        <w:t>do not</w:t>
+      </w:r>
+      <w:r>
+        <w:rPr>
+          <w:rFonts w:ascii="Aptos" w:hAnsi="Aptos" w:eastAsia="Aptos" w:cs="Aptos"/>
+          <w:noProof w:val="0"/>
+          <w:sz w:val="24"/>
+          <w:szCs w:val="24"/>
+          <w:lang w:val="en-US"/>
+        </w:rPr>
+        <w:t xml:space="preserve"> get recorded as missing. Under a one-directional design, these are invisible by construction: never loaded, never counted, and never flagged.</w:t>
       </w:r>
     </w:p>
     <w:p>
@@ -4118,7 +4889,47 @@
           <w:szCs w:val="24"/>
           <w:lang w:val="en-US"/>
         </w:rPr>
-        <w:t>For each source, check every label/tag/locale it contains against this known codes set</w:t>
+        <w:t xml:space="preserve">For each source, check every label/tag/locale it </w:t>
+      </w:r>
+      <w:r>
+        <w:rPr>
+          <w:rFonts w:ascii="Aptos" w:hAnsi="Aptos" w:eastAsia="Aptos" w:cs="Aptos"/>
+          <w:noProof w:val="0"/>
+          <w:sz w:val="24"/>
+          <w:szCs w:val="24"/>
+          <w:lang w:val="en-US"/>
+        </w:rPr>
+        <w:t>contains</w:t>
+      </w:r>
+      <w:r>
+        <w:rPr>
+          <w:rFonts w:ascii="Aptos" w:hAnsi="Aptos" w:eastAsia="Aptos" w:cs="Aptos"/>
+          <w:noProof w:val="0"/>
+          <w:sz w:val="24"/>
+          <w:szCs w:val="24"/>
+          <w:lang w:val="en-US"/>
+        </w:rPr>
+        <w:t xml:space="preserve"> against </w:t>
+      </w:r>
+      <w:r>
+        <w:rPr>
+          <w:rFonts w:ascii="Aptos" w:hAnsi="Aptos" w:eastAsia="Aptos" w:cs="Aptos"/>
+          <w:noProof w:val="0"/>
+          <w:sz w:val="24"/>
+          <w:szCs w:val="24"/>
+          <w:lang w:val="en-US"/>
+        </w:rPr>
+        <w:t>these known codes</w:t>
+      </w:r>
+      <w:r>
+        <w:rPr>
+          <w:rFonts w:ascii="Aptos" w:hAnsi="Aptos" w:eastAsia="Aptos" w:cs="Aptos"/>
+          <w:noProof w:val="0"/>
+          <w:sz w:val="24"/>
+          <w:szCs w:val="24"/>
+          <w:lang w:val="en-US"/>
+        </w:rPr>
+        <w:t xml:space="preserve"> set</w:t>
       </w:r>
     </w:p>
     <w:p>
@@ -4147,7 +4958,27 @@
           <w:szCs w:val="24"/>
           <w:lang w:val="en-US"/>
         </w:rPr>
-        <w:t>Anything not found is an “orphan” that is recorded separtely, per source, with the original label preserved for context</w:t>
+        <w:t xml:space="preserve">Anything not found is an “orphan” that is recorded </w:t>
+      </w:r>
+      <w:r>
+        <w:rPr>
+          <w:rFonts w:ascii="Aptos" w:hAnsi="Aptos" w:eastAsia="Aptos" w:cs="Aptos"/>
+          <w:noProof w:val="0"/>
+          <w:sz w:val="24"/>
+          <w:szCs w:val="24"/>
+          <w:lang w:val="en-US"/>
+        </w:rPr>
+        <w:t>separately</w:t>
+      </w:r>
+      <w:r>
+        <w:rPr>
+          <w:rFonts w:ascii="Aptos" w:hAnsi="Aptos" w:eastAsia="Aptos" w:cs="Aptos"/>
+          <w:noProof w:val="0"/>
+          <w:sz w:val="24"/>
+          <w:szCs w:val="24"/>
+          <w:lang w:val="en-US"/>
+        </w:rPr>
+        <w:t>, per source, with the original label preserved for context</w:t>
       </w:r>
     </w:p>
     <w:p>
@@ -4306,7 +5137,47 @@
           <w:szCs w:val="24"/>
           <w:lang w:val="en-US"/>
         </w:rPr>
-        <w:t xml:space="preserve">This table is descriptive reference data only. It is not read by, or used as any input to , any of the matching scripts in sections 3-5. </w:t>
+        <w:t xml:space="preserve">This table is </w:t>
+      </w:r>
+      <w:r>
+        <w:rPr>
+          <w:rFonts w:ascii="Aptos" w:hAnsi="Aptos" w:eastAsia="Aptos" w:cs="Aptos"/>
+          <w:noProof w:val="0"/>
+          <w:sz w:val="24"/>
+          <w:szCs w:val="24"/>
+          <w:lang w:val="en-US"/>
+        </w:rPr>
+        <w:t>only descriptive reference data</w:t>
+      </w:r>
+      <w:r>
+        <w:rPr>
+          <w:rFonts w:ascii="Aptos" w:hAnsi="Aptos" w:eastAsia="Aptos" w:cs="Aptos"/>
+          <w:noProof w:val="0"/>
+          <w:sz w:val="24"/>
+          <w:szCs w:val="24"/>
+          <w:lang w:val="en-US"/>
+        </w:rPr>
+        <w:t xml:space="preserve">. It is not read by, or used as any input </w:t>
+      </w:r>
+      <w:r>
+        <w:rPr>
+          <w:rFonts w:ascii="Aptos" w:hAnsi="Aptos" w:eastAsia="Aptos" w:cs="Aptos"/>
+          <w:noProof w:val="0"/>
+          <w:sz w:val="24"/>
+          <w:szCs w:val="24"/>
+          <w:lang w:val="en-US"/>
+        </w:rPr>
+        <w:t>to,</w:t>
+      </w:r>
+      <w:r>
+        <w:rPr>
+          <w:rFonts w:ascii="Aptos" w:hAnsi="Aptos" w:eastAsia="Aptos" w:cs="Aptos"/>
+          <w:noProof w:val="0"/>
+          <w:sz w:val="24"/>
+          <w:szCs w:val="24"/>
+          <w:lang w:val="en-US"/>
+        </w:rPr>
+        <w:t xml:space="preserve"> any of the matching scripts in sections 3-5. </w:t>
       </w:r>
     </w:p>
     <w:p>
@@ -4487,7 +5358,67 @@
           <w:szCs w:val="24"/>
           <w:lang w:val="en-US"/>
         </w:rPr>
-        <w:t>The real SIL file contains at least one row with a missing member code. This caused a runtime error in an earlier version of this script since sorted() cannot compare a missing/NaN value against real string codes. The script was corrected to detect and drop any row with a missing macrolanguage or member code before processing and printing an explicit warning showing exactly what row was dropped.</w:t>
+        <w:t xml:space="preserve">The real SIL file </w:t>
+      </w:r>
+      <w:r>
+        <w:rPr>
+          <w:rFonts w:ascii="Aptos" w:hAnsi="Aptos" w:eastAsia="Aptos" w:cs="Aptos"/>
+          <w:noProof w:val="0"/>
+          <w:sz w:val="24"/>
+          <w:szCs w:val="24"/>
+          <w:lang w:val="en-US"/>
+        </w:rPr>
+        <w:t>contains</w:t>
+      </w:r>
+      <w:r>
+        <w:rPr>
+          <w:rFonts w:ascii="Aptos" w:hAnsi="Aptos" w:eastAsia="Aptos" w:cs="Aptos"/>
+          <w:noProof w:val="0"/>
+          <w:sz w:val="24"/>
+          <w:szCs w:val="24"/>
+          <w:lang w:val="en-US"/>
+        </w:rPr>
+        <w:t xml:space="preserve"> at least one row with a missing member code. This caused a runtime error in an earlier version of this script since </w:t>
+      </w:r>
+      <w:r>
+        <w:rPr>
+          <w:rFonts w:ascii="Aptos" w:hAnsi="Aptos" w:eastAsia="Aptos" w:cs="Aptos"/>
+          <w:noProof w:val="0"/>
+          <w:sz w:val="24"/>
+          <w:szCs w:val="24"/>
+          <w:lang w:val="en-US"/>
+        </w:rPr>
+        <w:t>sorted (</w:t>
+      </w:r>
+      <w:r>
+        <w:rPr>
+          <w:rFonts w:ascii="Aptos" w:hAnsi="Aptos" w:eastAsia="Aptos" w:cs="Aptos"/>
+          <w:noProof w:val="0"/>
+          <w:sz w:val="24"/>
+          <w:szCs w:val="24"/>
+          <w:lang w:val="en-US"/>
+        </w:rPr>
+        <w:t>) cannot compare a missing/</w:t>
+      </w:r>
+      <w:r>
+        <w:rPr>
+          <w:rFonts w:ascii="Aptos" w:hAnsi="Aptos" w:eastAsia="Aptos" w:cs="Aptos"/>
+          <w:noProof w:val="0"/>
+          <w:sz w:val="24"/>
+          <w:szCs w:val="24"/>
+          <w:lang w:val="en-US"/>
+        </w:rPr>
+        <w:t>NaN</w:t>
+      </w:r>
+      <w:r>
+        <w:rPr>
+          <w:rFonts w:ascii="Aptos" w:hAnsi="Aptos" w:eastAsia="Aptos" w:cs="Aptos"/>
+          <w:noProof w:val="0"/>
+          <w:sz w:val="24"/>
+          <w:szCs w:val="24"/>
+          <w:lang w:val="en-US"/>
+        </w:rPr>
+        <w:t xml:space="preserve"> value against real string codes. The script was corrected to detect and drop any row with a missing macrolanguage or member code before processing and printing an explicit warning showing exactly what row was dropped.</w:t>
       </w:r>
     </w:p>
     <w:p>
@@ -4812,7 +5743,129 @@
           <w:szCs w:val="24"/>
           <w:lang w:val="en-US"/>
         </w:rPr>
-        <w:t>3 distinct patters of cross-source mismatch were identified during development. Under this pipeline’s methodology (Section 1.2), all four resolve the same way: no_match. They are documented here as a record of what kinds of mismatches occur and why, not as a cases requiring an immediate decision.</w:t>
+        <w:t xml:space="preserve">3 distinct </w:t>
+      </w:r>
+      <w:r>
+        <w:rPr>
+          <w:rFonts w:ascii="Aptos" w:hAnsi="Aptos" w:eastAsia="Aptos" w:cs="Aptos"/>
+          <w:noProof w:val="0"/>
+          <w:sz w:val="24"/>
+          <w:szCs w:val="24"/>
+          <w:lang w:val="en-US"/>
+        </w:rPr>
+        <w:t>patterns</w:t>
+      </w:r>
+      <w:r>
+        <w:rPr>
+          <w:rFonts w:ascii="Aptos" w:hAnsi="Aptos" w:eastAsia="Aptos" w:cs="Aptos"/>
+          <w:noProof w:val="0"/>
+          <w:sz w:val="24"/>
+          <w:szCs w:val="24"/>
+          <w:lang w:val="en-US"/>
+        </w:rPr>
+        <w:t xml:space="preserve"> of cross-source mismatch were </w:t>
+      </w:r>
+      <w:r>
+        <w:rPr>
+          <w:rFonts w:ascii="Aptos" w:hAnsi="Aptos" w:eastAsia="Aptos" w:cs="Aptos"/>
+          <w:noProof w:val="0"/>
+          <w:sz w:val="24"/>
+          <w:szCs w:val="24"/>
+          <w:lang w:val="en-US"/>
+        </w:rPr>
+        <w:t>identified</w:t>
+      </w:r>
+      <w:r>
+        <w:rPr>
+          <w:rFonts w:ascii="Aptos" w:hAnsi="Aptos" w:eastAsia="Aptos" w:cs="Aptos"/>
+          <w:noProof w:val="0"/>
+          <w:sz w:val="24"/>
+          <w:szCs w:val="24"/>
+          <w:lang w:val="en-US"/>
+        </w:rPr>
+        <w:t xml:space="preserve"> during development. Under this </w:t>
+      </w:r>
+      <w:bookmarkStart w:name="_Int_8vz37uIO" w:id="1116474192"/>
+      <w:r>
+        <w:rPr>
+          <w:rFonts w:ascii="Aptos" w:hAnsi="Aptos" w:eastAsia="Aptos" w:cs="Aptos"/>
+          <w:noProof w:val="0"/>
+          <w:sz w:val="24"/>
+          <w:szCs w:val="24"/>
+          <w:lang w:val="en-US"/>
+        </w:rPr>
+        <w:t>pipeline’s</w:t>
+      </w:r>
+      <w:bookmarkEnd w:id="1116474192"/>
+      <w:r>
+        <w:rPr>
+          <w:rFonts w:ascii="Aptos" w:hAnsi="Aptos" w:eastAsia="Aptos" w:cs="Aptos"/>
+          <w:noProof w:val="0"/>
+          <w:sz w:val="24"/>
+          <w:szCs w:val="24"/>
+          <w:lang w:val="en-US"/>
+        </w:rPr>
+        <w:t xml:space="preserve"> </w:t>
+      </w:r>
+      <w:r>
+        <w:rPr>
+          <w:rFonts w:ascii="Aptos" w:hAnsi="Aptos" w:eastAsia="Aptos" w:cs="Aptos"/>
+          <w:noProof w:val="0"/>
+          <w:sz w:val="24"/>
+          <w:szCs w:val="24"/>
+          <w:lang w:val="en-US"/>
+        </w:rPr>
+        <w:t>methodology</w:t>
+      </w:r>
+      <w:r>
+        <w:rPr>
+          <w:rFonts w:ascii="Aptos" w:hAnsi="Aptos" w:eastAsia="Aptos" w:cs="Aptos"/>
+          <w:noProof w:val="0"/>
+          <w:sz w:val="24"/>
+          <w:szCs w:val="24"/>
+          <w:lang w:val="en-US"/>
+        </w:rPr>
+        <w:t xml:space="preserve"> (Section 1.2), all four resolve the same way: </w:t>
+      </w:r>
+      <w:r>
+        <w:rPr>
+          <w:rFonts w:ascii="Aptos" w:hAnsi="Aptos" w:eastAsia="Aptos" w:cs="Aptos"/>
+          <w:noProof w:val="0"/>
+          <w:sz w:val="24"/>
+          <w:szCs w:val="24"/>
+          <w:lang w:val="en-US"/>
+        </w:rPr>
+        <w:t>no_match</w:t>
+      </w:r>
+      <w:r>
+        <w:rPr>
+          <w:rFonts w:ascii="Aptos" w:hAnsi="Aptos" w:eastAsia="Aptos" w:cs="Aptos"/>
+          <w:noProof w:val="0"/>
+          <w:sz w:val="24"/>
+          <w:szCs w:val="24"/>
+          <w:lang w:val="en-US"/>
+        </w:rPr>
+        <w:t xml:space="preserve">. They are documented here as a record of what kinds of mismatches occur and why, not as a </w:t>
+      </w:r>
+      <w:r>
+        <w:rPr>
+          <w:rFonts w:ascii="Aptos" w:hAnsi="Aptos" w:eastAsia="Aptos" w:cs="Aptos"/>
+          <w:noProof w:val="0"/>
+          <w:sz w:val="24"/>
+          <w:szCs w:val="24"/>
+          <w:lang w:val="en-US"/>
+        </w:rPr>
+        <w:t>case</w:t>
+      </w:r>
+      <w:r>
+        <w:rPr>
+          <w:rFonts w:ascii="Aptos" w:hAnsi="Aptos" w:eastAsia="Aptos" w:cs="Aptos"/>
+          <w:noProof w:val="0"/>
+          <w:sz w:val="24"/>
+          <w:szCs w:val="24"/>
+          <w:lang w:val="en-US"/>
+        </w:rPr>
+        <w:t xml:space="preserve"> requiring an immediate decision.</w:t>
       </w:r>
     </w:p>
     <w:p>
@@ -4876,7 +5929,47 @@
           <w:szCs w:val="24"/>
           <w:lang w:val="en-US"/>
         </w:rPr>
-        <w:t xml:space="preserve"> Tracking Akan (aka, a macrolanguage). FineWeb-2 has no aka label, but does have a label for Twi (twi), one of Akan’s two individual members (the other being Fanti, fat).</w:t>
+        <w:t xml:space="preserve"> Tracking Akan (aka, a macrolanguage). FineWeb-2 has no aka </w:t>
+      </w:r>
+      <w:r>
+        <w:rPr>
+          <w:rFonts w:ascii="Aptos" w:hAnsi="Aptos" w:eastAsia="Aptos" w:cs="Aptos"/>
+          <w:noProof w:val="0"/>
+          <w:sz w:val="24"/>
+          <w:szCs w:val="24"/>
+          <w:lang w:val="en-US"/>
+        </w:rPr>
+        <w:t>label but</w:t>
+      </w:r>
+      <w:r>
+        <w:rPr>
+          <w:rFonts w:ascii="Aptos" w:hAnsi="Aptos" w:eastAsia="Aptos" w:cs="Aptos"/>
+          <w:noProof w:val="0"/>
+          <w:sz w:val="24"/>
+          <w:szCs w:val="24"/>
+          <w:lang w:val="en-US"/>
+        </w:rPr>
+        <w:t xml:space="preserve"> does have a label for Twi (</w:t>
+      </w:r>
+      <w:r>
+        <w:rPr>
+          <w:rFonts w:ascii="Aptos" w:hAnsi="Aptos" w:eastAsia="Aptos" w:cs="Aptos"/>
+          <w:noProof w:val="0"/>
+          <w:sz w:val="24"/>
+          <w:szCs w:val="24"/>
+          <w:lang w:val="en-US"/>
+        </w:rPr>
+        <w:t>twi</w:t>
+      </w:r>
+      <w:r>
+        <w:rPr>
+          <w:rFonts w:ascii="Aptos" w:hAnsi="Aptos" w:eastAsia="Aptos" w:cs="Aptos"/>
+          <w:noProof w:val="0"/>
+          <w:sz w:val="24"/>
+          <w:szCs w:val="24"/>
+          <w:lang w:val="en-US"/>
+        </w:rPr>
+        <w:t>), one of Akan’s two individual members (the other being Fanti, fat).</w:t>
       </w:r>
     </w:p>
     <w:p>
@@ -4968,7 +6061,67 @@
           <w:szCs w:val="24"/>
           <w:lang w:val="en-US"/>
         </w:rPr>
-        <w:t xml:space="preserve"> Tracking Ta’izzi-Adeni Arabic (acq). FineWeb-2 has no acq label, but does have Standard Arabic (arb).</w:t>
+        <w:t xml:space="preserve"> Tracking Ta’izzi-Adeni Arabic (</w:t>
+      </w:r>
+      <w:r>
+        <w:rPr>
+          <w:rFonts w:ascii="Aptos" w:hAnsi="Aptos" w:eastAsia="Aptos" w:cs="Aptos"/>
+          <w:noProof w:val="0"/>
+          <w:sz w:val="24"/>
+          <w:szCs w:val="24"/>
+          <w:lang w:val="en-US"/>
+        </w:rPr>
+        <w:t>acq</w:t>
+      </w:r>
+      <w:r>
+        <w:rPr>
+          <w:rFonts w:ascii="Aptos" w:hAnsi="Aptos" w:eastAsia="Aptos" w:cs="Aptos"/>
+          <w:noProof w:val="0"/>
+          <w:sz w:val="24"/>
+          <w:szCs w:val="24"/>
+          <w:lang w:val="en-US"/>
+        </w:rPr>
+        <w:t xml:space="preserve">). FineWeb-2 has no </w:t>
+      </w:r>
+      <w:r>
+        <w:rPr>
+          <w:rFonts w:ascii="Aptos" w:hAnsi="Aptos" w:eastAsia="Aptos" w:cs="Aptos"/>
+          <w:noProof w:val="0"/>
+          <w:sz w:val="24"/>
+          <w:szCs w:val="24"/>
+          <w:lang w:val="en-US"/>
+        </w:rPr>
+        <w:t>acq</w:t>
+      </w:r>
+      <w:r>
+        <w:rPr>
+          <w:rFonts w:ascii="Aptos" w:hAnsi="Aptos" w:eastAsia="Aptos" w:cs="Aptos"/>
+          <w:noProof w:val="0"/>
+          <w:sz w:val="24"/>
+          <w:szCs w:val="24"/>
+          <w:lang w:val="en-US"/>
+        </w:rPr>
+        <w:t xml:space="preserve"> </w:t>
+      </w:r>
+      <w:r>
+        <w:rPr>
+          <w:rFonts w:ascii="Aptos" w:hAnsi="Aptos" w:eastAsia="Aptos" w:cs="Aptos"/>
+          <w:noProof w:val="0"/>
+          <w:sz w:val="24"/>
+          <w:szCs w:val="24"/>
+          <w:lang w:val="en-US"/>
+        </w:rPr>
+        <w:t>label but</w:t>
+      </w:r>
+      <w:r>
+        <w:rPr>
+          <w:rFonts w:ascii="Aptos" w:hAnsi="Aptos" w:eastAsia="Aptos" w:cs="Aptos"/>
+          <w:noProof w:val="0"/>
+          <w:sz w:val="24"/>
+          <w:szCs w:val="24"/>
+          <w:lang w:val="en-US"/>
+        </w:rPr>
+        <w:t xml:space="preserve"> does have Standard Arabic (arb).</w:t>
       </w:r>
     </w:p>
     <w:p>
@@ -5060,7 +6213,107 @@
           <w:szCs w:val="24"/>
           <w:lang w:val="en-US"/>
         </w:rPr>
-        <w:t>Tracking Mandarin (cmn). Common Voice has no Mandarin-specific locale, but does have general Chinese locales (zh-Cn, zh-Tw, zh-HK).</w:t>
+        <w:t>Tracking Mandarin (</w:t>
+      </w:r>
+      <w:r>
+        <w:rPr>
+          <w:rFonts w:ascii="Aptos" w:hAnsi="Aptos" w:eastAsia="Aptos" w:cs="Aptos"/>
+          <w:noProof w:val="0"/>
+          <w:sz w:val="24"/>
+          <w:szCs w:val="24"/>
+          <w:lang w:val="en-US"/>
+        </w:rPr>
+        <w:t>cmn</w:t>
+      </w:r>
+      <w:r>
+        <w:rPr>
+          <w:rFonts w:ascii="Aptos" w:hAnsi="Aptos" w:eastAsia="Aptos" w:cs="Aptos"/>
+          <w:noProof w:val="0"/>
+          <w:sz w:val="24"/>
+          <w:szCs w:val="24"/>
+          <w:lang w:val="en-US"/>
+        </w:rPr>
+        <w:t xml:space="preserve">). Common Voice has no Mandarin-specific </w:t>
+      </w:r>
+      <w:r>
+        <w:rPr>
+          <w:rFonts w:ascii="Aptos" w:hAnsi="Aptos" w:eastAsia="Aptos" w:cs="Aptos"/>
+          <w:noProof w:val="0"/>
+          <w:sz w:val="24"/>
+          <w:szCs w:val="24"/>
+          <w:lang w:val="en-US"/>
+        </w:rPr>
+        <w:t>locale but</w:t>
+      </w:r>
+      <w:r>
+        <w:rPr>
+          <w:rFonts w:ascii="Aptos" w:hAnsi="Aptos" w:eastAsia="Aptos" w:cs="Aptos"/>
+          <w:noProof w:val="0"/>
+          <w:sz w:val="24"/>
+          <w:szCs w:val="24"/>
+          <w:lang w:val="en-US"/>
+        </w:rPr>
+        <w:t xml:space="preserve"> does have general Chinese locales (</w:t>
+      </w:r>
+      <w:r>
+        <w:rPr>
+          <w:rFonts w:ascii="Aptos" w:hAnsi="Aptos" w:eastAsia="Aptos" w:cs="Aptos"/>
+          <w:noProof w:val="0"/>
+          <w:sz w:val="24"/>
+          <w:szCs w:val="24"/>
+          <w:lang w:val="en-US"/>
+        </w:rPr>
+        <w:t>zh</w:t>
+      </w:r>
+      <w:r>
+        <w:rPr>
+          <w:rFonts w:ascii="Aptos" w:hAnsi="Aptos" w:eastAsia="Aptos" w:cs="Aptos"/>
+          <w:noProof w:val="0"/>
+          <w:sz w:val="24"/>
+          <w:szCs w:val="24"/>
+          <w:lang w:val="en-US"/>
+        </w:rPr>
+        <w:t xml:space="preserve">-Cn, </w:t>
+      </w:r>
+      <w:r>
+        <w:rPr>
+          <w:rFonts w:ascii="Aptos" w:hAnsi="Aptos" w:eastAsia="Aptos" w:cs="Aptos"/>
+          <w:noProof w:val="0"/>
+          <w:sz w:val="24"/>
+          <w:szCs w:val="24"/>
+          <w:lang w:val="en-US"/>
+        </w:rPr>
+        <w:t>zh</w:t>
+      </w:r>
+      <w:r>
+        <w:rPr>
+          <w:rFonts w:ascii="Aptos" w:hAnsi="Aptos" w:eastAsia="Aptos" w:cs="Aptos"/>
+          <w:noProof w:val="0"/>
+          <w:sz w:val="24"/>
+          <w:szCs w:val="24"/>
+          <w:lang w:val="en-US"/>
+        </w:rPr>
+        <w:t xml:space="preserve">-Tw, </w:t>
+      </w:r>
+      <w:r>
+        <w:rPr>
+          <w:rFonts w:ascii="Aptos" w:hAnsi="Aptos" w:eastAsia="Aptos" w:cs="Aptos"/>
+          <w:noProof w:val="0"/>
+          <w:sz w:val="24"/>
+          <w:szCs w:val="24"/>
+          <w:lang w:val="en-US"/>
+        </w:rPr>
+        <w:t>zh</w:t>
+      </w:r>
+      <w:r>
+        <w:rPr>
+          <w:rFonts w:ascii="Aptos" w:hAnsi="Aptos" w:eastAsia="Aptos" w:cs="Aptos"/>
+          <w:noProof w:val="0"/>
+          <w:sz w:val="24"/>
+          <w:szCs w:val="24"/>
+          <w:lang w:val="en-US"/>
+        </w:rPr>
+        <w:t>-HK).</w:t>
       </w:r>
     </w:p>
     <w:p>
@@ -5155,7 +6408,47 @@
           <w:szCs w:val="24"/>
           <w:lang w:val="en-US"/>
         </w:rPr>
-        <w:t>This crosswalk’s matching logic is, in full: check for an ISO 639-3 match; if none, check for a ISO 639-1/BCP-47 match; if none, check for ISO 639-2 bibliographic and terminological codes; for Common Voice only, also check for region-variant match. If none of these find a directly corresponding entry, the language is recorded as no_match for that source and left there.</w:t>
+        <w:t xml:space="preserve">This crosswalk’s matching logic is, in full: check for an ISO 639-3 match; if none, check for </w:t>
+      </w:r>
+      <w:r>
+        <w:rPr>
+          <w:rFonts w:ascii="Aptos" w:hAnsi="Aptos" w:eastAsia="Aptos" w:cs="Aptos"/>
+          <w:noProof w:val="0"/>
+          <w:sz w:val="24"/>
+          <w:szCs w:val="24"/>
+          <w:lang w:val="en-US"/>
+        </w:rPr>
+        <w:t>an</w:t>
+      </w:r>
+      <w:r>
+        <w:rPr>
+          <w:rFonts w:ascii="Aptos" w:hAnsi="Aptos" w:eastAsia="Aptos" w:cs="Aptos"/>
+          <w:noProof w:val="0"/>
+          <w:sz w:val="24"/>
+          <w:szCs w:val="24"/>
+          <w:lang w:val="en-US"/>
+        </w:rPr>
+        <w:t xml:space="preserve"> ISO 639-1/BCP-47 match; if none, check for ISO 639-2 bibliographic and terminological codes; for Common Voice only, also check for region-variant match. If none of these find a directly corresponding entry, the language is recorded as </w:t>
+      </w:r>
+      <w:r>
+        <w:rPr>
+          <w:rFonts w:ascii="Aptos" w:hAnsi="Aptos" w:eastAsia="Aptos" w:cs="Aptos"/>
+          <w:noProof w:val="0"/>
+          <w:sz w:val="24"/>
+          <w:szCs w:val="24"/>
+          <w:lang w:val="en-US"/>
+        </w:rPr>
+        <w:t>no_match</w:t>
+      </w:r>
+      <w:r>
+        <w:rPr>
+          <w:rFonts w:ascii="Aptos" w:hAnsi="Aptos" w:eastAsia="Aptos" w:cs="Aptos"/>
+          <w:noProof w:val="0"/>
+          <w:sz w:val="24"/>
+          <w:szCs w:val="24"/>
+          <w:lang w:val="en-US"/>
+        </w:rPr>
+        <w:t xml:space="preserve"> for that source and left there.</w:t>
       </w:r>
     </w:p>
     <w:p>
@@ -5668,6 +6961,104 @@
     </w:p>
   </w:footnote>
 </w:footnotes>
+</file>
+
+<file path=word/intelligence2.xml><?xml version="1.0" encoding="utf-8"?>
+<int2:intelligence xmlns:int2="http://schemas.microsoft.com/office/intelligence/2020/intelligence">
+  <int2:observations>
+    <int2:textHash int2:hashCode="Ua1eX5Z8IqgeO+" int2:id="k7lAzbdN">
+      <int2:state int2:type="spell" int2:value="Rejected"/>
+    </int2:textHash>
+    <int2:textHash int2:hashCode="EeYjo36Hz3mVxG" int2:id="Y2ZSOCWu">
+      <int2:state int2:type="spell" int2:value="Rejected"/>
+    </int2:textHash>
+    <int2:textHash int2:hashCode="KATVnloD+Z17Sk" int2:id="2C45rM5L">
+      <int2:state int2:type="spell" int2:value="Rejected"/>
+    </int2:textHash>
+    <int2:textHash int2:hashCode="cI+J8si1DKJuHG" int2:id="tcxno2xo">
+      <int2:state int2:type="spell" int2:value="Rejected"/>
+    </int2:textHash>
+    <int2:textHash int2:hashCode="iYNTyL300doOY0" int2:id="ssLRjH7W">
+      <int2:state int2:type="spell" int2:value="Rejected"/>
+    </int2:textHash>
+    <int2:textHash int2:hashCode="oRShEn0c8qEPQI" int2:id="kkGgdlOm">
+      <int2:state int2:type="spell" int2:value="Rejected"/>
+    </int2:textHash>
+    <int2:textHash int2:hashCode="pM0quEDgily+47" int2:id="xERdYsAF">
+      <int2:state int2:type="spell" int2:value="Rejected"/>
+    </int2:textHash>
+    <int2:textHash int2:hashCode="CUsP4OMChUrxMR" int2:id="VAhQEbU8">
+      <int2:state int2:type="spell" int2:value="Rejected"/>
+    </int2:textHash>
+    <int2:textHash int2:hashCode="+JDKSvRDHoPLin" int2:id="Nv6CTd40">
+      <int2:state int2:type="spell" int2:value="Rejected"/>
+    </int2:textHash>
+    <int2:textHash int2:hashCode="6PTp/1Ks7PXmAR" int2:id="Qhb9loTF">
+      <int2:state int2:type="spell" int2:value="Rejected"/>
+    </int2:textHash>
+    <int2:textHash int2:hashCode="QfeAgv9Fo/0J7K" int2:id="l4gfTnNq">
+      <int2:state int2:type="spell" int2:value="Rejected"/>
+    </int2:textHash>
+    <int2:textHash int2:hashCode="eKpDiwVCDngvdY" int2:id="YgKGpxVM">
+      <int2:state int2:type="spell" int2:value="Rejected"/>
+    </int2:textHash>
+    <int2:textHash int2:hashCode="aKXXoXnyewR89Y" int2:id="IwQXsB8h">
+      <int2:state int2:type="spell" int2:value="Rejected"/>
+    </int2:textHash>
+    <int2:textHash int2:hashCode="7stjjA5gh1tKcB" int2:id="Dp5rZnca">
+      <int2:state int2:type="spell" int2:value="Rejected"/>
+    </int2:textHash>
+    <int2:textHash int2:hashCode="BHSu5FmF9a6Cn1" int2:id="vhxlRa52">
+      <int2:state int2:type="spell" int2:value="Rejected"/>
+    </int2:textHash>
+    <int2:textHash int2:hashCode="9cm+F0qONh/oWJ" int2:id="PHT37i0X">
+      <int2:state int2:type="spell" int2:value="Rejected"/>
+    </int2:textHash>
+    <int2:textHash int2:hashCode="SzYz51doyyd4OE" int2:id="pAKj7101">
+      <int2:state int2:type="spell" int2:value="Rejected"/>
+    </int2:textHash>
+    <int2:textHash int2:hashCode="FDPgKlW2xOVAVk" int2:id="QKw7S0ut">
+      <int2:state int2:type="spell" int2:value="Rejected"/>
+    </int2:textHash>
+    <int2:textHash int2:hashCode="foNLVMI6Y6oEIf" int2:id="65aQ61b1">
+      <int2:state int2:type="spell" int2:value="Rejected"/>
+    </int2:textHash>
+    <int2:textHash int2:hashCode="O0rOx/+RMEUt5O" int2:id="nES3W5wq">
+      <int2:state int2:type="spell" int2:value="Rejected"/>
+    </int2:textHash>
+    <int2:textHash int2:hashCode="920Qbu23PxmAeB" int2:id="EynTgUvH">
+      <int2:state int2:type="spell" int2:value="Rejected"/>
+    </int2:textHash>
+    <int2:textHash int2:hashCode="HzZsoT/ohBJHFq" int2:id="1OkxMq44">
+      <int2:state int2:type="spell" int2:value="Rejected"/>
+    </int2:textHash>
+    <int2:textHash int2:hashCode="eu030HmNptevpY" int2:id="20jlFxBC">
+      <int2:state int2:type="spell" int2:value="Rejected"/>
+    </int2:textHash>
+    <int2:textHash int2:hashCode="LfsUfTqNWxBz0g" int2:id="49A5HW9k">
+      <int2:state int2:type="spell" int2:value="Rejected"/>
+    </int2:textHash>
+    <int2:textHash int2:hashCode="mgQkTgw8CO16YB" int2:id="2gzeGxJ7">
+      <int2:state int2:type="spell" int2:value="Rejected"/>
+    </int2:textHash>
+    <int2:textHash int2:hashCode="CG+h73zLckJWHI" int2:id="Gr2c21b0">
+      <int2:state int2:type="spell" int2:value="Rejected"/>
+    </int2:textHash>
+    <int2:bookmark int2:bookmarkName="_Int_DAA3VOM9" int2:invalidationBookmarkName="" int2:hashCode="DgOKQsyjASLDMk" int2:id="MtqzQyUf">
+      <int2:state int2:type="style" int2:value="Rejected"/>
+    </int2:bookmark>
+    <int2:bookmark int2:bookmarkName="_Int_8vz37uIO" int2:invalidationBookmarkName="" int2:hashCode="4sqZCauM03THhh" int2:id="qACuVtSk">
+      <int2:state int2:type="gram" int2:value="Rejected"/>
+    </int2:bookmark>
+    <int2:bookmark int2:bookmarkName="_Int_3FCrVhRu" int2:invalidationBookmarkName="" int2:hashCode="+AOyY4g2XjMYTV" int2:id="k7eY29D8">
+      <int2:state int2:type="gram" int2:value="Rejected"/>
+    </int2:bookmark>
+    <int2:bookmark int2:bookmarkName="_Int_szeWHipD" int2:invalidationBookmarkName="" int2:hashCode="qs0xA/Px/KsCSP" int2:id="CsE874RZ">
+      <int2:state int2:type="gram" int2:value="Rejected"/>
+    </int2:bookmark>
+  </int2:observations>
+  <int2:intelligenceSettings/>
+</int2:intelligence>
 </file>
 
 <file path=word/numbering.xml><?xml version="1.0" encoding="utf-8"?>
